--- a/darslik/Lingvokulturologiya_fan_dasturiga_taqriz.docx
+++ b/darslik/Lingvokulturologiya_fan_dasturiga_taqriz.docx
@@ -159,7 +159,7 @@
         <w:t xml:space="preserve">3. Amaliy mashg‘ulotlar ma’ruza mavzulari bilan uzviy bog‘langan bo‘lib, ular ilmiy manbalar bilan ishlash, Sepir–Uorf gipotezasi va neogumboldtchilik qarashlarini qiyoslash, lingvokulturema va realiyalarni tasniflash, assotsiativ eksperiment o‘tkazish, “or-nomus”, “andisha”, “mehr-oqibat”, “mahalla” kabi milliy konseptlar, somatik, zoomorf va fitomorf frazeologizmlar, rang va son ramziyligi, maqollar, nutq etiketi, marosim leksikasi hamda A. Qodiriy asarlari asosida badiiy matnni lingvokulturologik tahlil qilishga qaratilgan. Bu mashg‘ulotlar magistrantlarda amaliy tadqiqot ko‘nikmalarini shakllantiradi.</w:t>
       </w:r>
     </w:p>
-    <w:p w14:paraId="124F78A78">
+    <w:p>
       <w:pPr>
         <w:pStyle w:val="ac"/>
         <w:spacing w:before="0" w:beforeAutospacing="0" w:after="0" w:afterAutospacing="0" w:line="360" w:lineRule="auto"/>
